--- a/Academic Documents/BHB - Capstone Proposal.docx
+++ b/Academic Documents/BHB - Capstone Proposal.docx
@@ -3864,13 +3864,8 @@
                                   </w:rPr>
                                 </w:pPr>
                                 <w:r>
-                                  <w:t xml:space="preserve">Whitireia and </w:t>
+                                  <w:t>Whitireia and WelTec</w:t>
                                 </w:r>
-                                <w:proofErr w:type="spellStart"/>
-                                <w:r>
-                                  <w:t>WelTec</w:t>
-                                </w:r>
-                                <w:proofErr w:type="spellEnd"/>
                               </w:p>
                             </w:txbxContent>
                           </wps:txbx>
@@ -4050,13 +4045,8 @@
                             </w:rPr>
                           </w:pPr>
                           <w:r>
-                            <w:t xml:space="preserve">Whitireia and </w:t>
+                            <w:t>Whitireia and WelTec</w:t>
                           </w:r>
-                          <w:proofErr w:type="spellStart"/>
-                          <w:r>
-                            <w:t>WelTec</w:t>
-                          </w:r>
-                          <w:proofErr w:type="spellEnd"/>
                         </w:p>
                       </w:txbxContent>
                     </v:textbox>
@@ -4097,6 +4087,12 @@
               <w:lang w:val="en-GB"/>
             </w:rPr>
             <w:t>Contents</w:t>
+          </w:r>
+          <w:r>
+            <w:rPr>
+              <w:lang w:val="en-GB"/>
+            </w:rPr>
+            <w:t>v</w:t>
           </w:r>
         </w:p>
         <w:p>
@@ -6786,9 +6782,9 @@
             <w:lastRenderedPageBreak/>
             <w:fldChar w:fldCharType="end"/>
           </w:r>
-          <w:bookmarkStart w:id="0" w:name="_Toc239244461"/>
+          <w:bookmarkStart w:id="0" w:name="_Toc930246093"/>
           <w:bookmarkStart w:id="1" w:name="_Toc361998301"/>
-          <w:bookmarkStart w:id="2" w:name="_Toc930246093"/>
+          <w:bookmarkStart w:id="2" w:name="_Toc239244461"/>
           <w:r>
             <w:rPr>
               <w:rStyle w:val="Heading1Char"/>
@@ -6838,35 +6834,11 @@
         <w:t>Technician for</w:t>
       </w:r>
       <w:r>
+        <w:t xml:space="preserve"> WelTec and Whitireia, a local Polytechnic that is a subsidiary of Te Pūkenga –</w:t>
+      </w:r>
+      <w:r>
         <w:t xml:space="preserve"> </w:t>
       </w:r>
-      <w:proofErr w:type="spellStart"/>
-      <w:r>
-        <w:t>WelTec</w:t>
-      </w:r>
-      <w:proofErr w:type="spellEnd"/>
-      <w:r>
-        <w:t xml:space="preserve"> and Whitireia, a local Polytechnic that is a subsidiary of </w:t>
-      </w:r>
-      <w:proofErr w:type="spellStart"/>
-      <w:r>
-        <w:t>Te</w:t>
-      </w:r>
-      <w:proofErr w:type="spellEnd"/>
-      <w:r>
-        <w:t xml:space="preserve"> </w:t>
-      </w:r>
-      <w:proofErr w:type="spellStart"/>
-      <w:r>
-        <w:t>Pūkenga</w:t>
-      </w:r>
-      <w:proofErr w:type="spellEnd"/>
-      <w:r>
-        <w:t xml:space="preserve"> –</w:t>
-      </w:r>
-      <w:r>
-        <w:t xml:space="preserve"> </w:t>
-      </w:r>
       <w:r>
         <w:t>t</w:t>
       </w:r>
@@ -6874,21 +6846,13 @@
         <w:t xml:space="preserve">he </w:t>
       </w:r>
       <w:r>
-        <w:t xml:space="preserve">New Zealand Institute of Skills and Technology. Geoff offers technical support, practical solutions, and helpful ideas to staff, students and lecturers (Whitireia &amp; </w:t>
-      </w:r>
-      <w:proofErr w:type="spellStart"/>
-      <w:r>
-        <w:t>Wel</w:t>
+        <w:t>New Zealand Institute of Skills and Technology. Geoff offers technical support, practical solutions, and helpful ideas to staff, students and lecturers (Whitireia &amp; Wel</w:t>
       </w:r>
       <w:r>
         <w:t>T</w:t>
       </w:r>
       <w:r>
-        <w:t>ec</w:t>
-      </w:r>
-      <w:proofErr w:type="spellEnd"/>
-      <w:r>
-        <w:t>, n.d.).</w:t>
+        <w:t>ec, n.d.).</w:t>
       </w:r>
     </w:p>
     <w:p>
@@ -8416,14 +8380,12 @@
         </w:rPr>
         <w:fldChar w:fldCharType="separate"/>
       </w:r>
-      <w:proofErr w:type="spellStart"/>
       <w:r>
         <w:rPr>
           <w:rFonts w:ascii="Times New Roman" w:eastAsia="Times New Roman" w:hAnsi="Times New Roman" w:cs="Times New Roman"/>
         </w:rPr>
         <w:t>Ollama</w:t>
       </w:r>
-      <w:proofErr w:type="spellEnd"/>
       <w:r>
         <w:rPr>
           <w:rFonts w:ascii="Times New Roman" w:eastAsia="Times New Roman" w:hAnsi="Times New Roman" w:cs="Times New Roman"/>
@@ -10334,7 +10296,6 @@
         </w:rPr>
         <w:t xml:space="preserve">digital </w:t>
       </w:r>
-      <w:proofErr w:type="gramStart"/>
       <w:r>
         <w:rPr>
           <w:rFonts w:ascii="Times New Roman" w:eastAsia="Times New Roman" w:hAnsi="Times New Roman" w:cs="Times New Roman"/>
@@ -10344,7 +10305,6 @@
         </w:rPr>
         <w:t>forensics</w:t>
       </w:r>
-      <w:proofErr w:type="gramEnd"/>
       <w:r>
         <w:rPr>
           <w:rFonts w:ascii="Times New Roman" w:eastAsia="Times New Roman" w:hAnsi="Times New Roman" w:cs="Times New Roman"/>
@@ -12624,11 +12584,9 @@
       <w:r>
         <w:t xml:space="preserve"> </w:t>
       </w:r>
-      <w:proofErr w:type="gramStart"/>
       <w:r>
         <w:t>AI</w:t>
       </w:r>
-      <w:proofErr w:type="gramEnd"/>
       <w:r>
         <w:t xml:space="preserve"> </w:t>
       </w:r>
@@ -12848,13 +12806,8 @@
         <w:t xml:space="preserve">n LLM </w:t>
       </w:r>
       <w:r>
-        <w:t xml:space="preserve">hosted on </w:t>
-      </w:r>
-      <w:proofErr w:type="spellStart"/>
-      <w:r>
-        <w:t>Ollama</w:t>
-      </w:r>
-      <w:proofErr w:type="spellEnd"/>
+        <w:t>hosted on Ollama</w:t>
+      </w:r>
       <w:r>
         <w:t xml:space="preserve"> </w:t>
       </w:r>
@@ -13005,13 +12958,8 @@
       <w:r>
         <w:t>with the -</w:t>
       </w:r>
-      <w:proofErr w:type="spellStart"/>
-      <w:r>
-        <w:t>oA</w:t>
-      </w:r>
-      <w:proofErr w:type="spellEnd"/>
-      <w:r>
-        <w:t xml:space="preserve"> flag.</w:t>
+      <w:r>
+        <w:t>oA flag.</w:t>
       </w:r>
       <w:r>
         <w:t xml:space="preserve"> </w:t>
@@ -13759,11 +13707,9 @@
       <w:r>
         <w:t xml:space="preserve"> </w:t>
       </w:r>
-      <w:proofErr w:type="gramStart"/>
       <w:r>
         <w:t>works</w:t>
       </w:r>
-      <w:proofErr w:type="gramEnd"/>
       <w:r>
         <w:t>,</w:t>
       </w:r>
@@ -14504,21 +14450,7 @@
         <w:rPr>
           <w:rFonts w:cs="Times New Roman"/>
         </w:rPr>
-        <w:t xml:space="preserve"> which is a Linux distribution, </w:t>
-      </w:r>
-      <w:proofErr w:type="spellStart"/>
-      <w:r>
-        <w:rPr>
-          <w:rFonts w:cs="Times New Roman"/>
-        </w:rPr>
-        <w:t>Ollama</w:t>
-      </w:r>
-      <w:proofErr w:type="spellEnd"/>
-      <w:r>
-        <w:rPr>
-          <w:rFonts w:cs="Times New Roman"/>
-        </w:rPr>
-        <w:t>,</w:t>
+        <w:t xml:space="preserve"> which is a Linux distribution, Ollama,</w:t>
       </w:r>
       <w:r>
         <w:rPr>
@@ -14831,7 +14763,6 @@
         </w:rPr>
       </w:pPr>
       <w:bookmarkStart w:id="43" w:name="_Ref238752906"/>
-      <w:proofErr w:type="spellStart"/>
       <w:r>
         <w:rPr>
           <w:rFonts w:ascii="Times New Roman" w:eastAsia="Times New Roman" w:hAnsi="Times New Roman" w:cs="Times New Roman"/>
@@ -14839,7 +14770,6 @@
         <w:t>Ollama</w:t>
       </w:r>
       <w:bookmarkEnd w:id="43"/>
-      <w:proofErr w:type="spellEnd"/>
       <w:r>
         <w:rPr>
           <w:rFonts w:ascii="Times New Roman" w:eastAsia="Times New Roman" w:hAnsi="Times New Roman" w:cs="Times New Roman"/>
@@ -14856,23 +14786,13 @@
           <w:szCs w:val="24"/>
         </w:rPr>
       </w:pPr>
-      <w:proofErr w:type="spellStart"/>
-      <w:r>
-        <w:rPr>
-          <w:rFonts w:ascii="Times New Roman" w:eastAsia="Times New Roman" w:hAnsi="Times New Roman" w:cs="Times New Roman"/>
-          <w:sz w:val="24"/>
-          <w:szCs w:val="24"/>
-        </w:rPr>
-        <w:t>Ollama</w:t>
-      </w:r>
-      <w:proofErr w:type="spellEnd"/>
-      <w:r>
-        <w:rPr>
-          <w:rFonts w:ascii="Times New Roman" w:eastAsia="Times New Roman" w:hAnsi="Times New Roman" w:cs="Times New Roman"/>
-          <w:sz w:val="24"/>
-          <w:szCs w:val="24"/>
-        </w:rPr>
-        <w:t xml:space="preserve"> is an application that </w:t>
+      <w:r>
+        <w:rPr>
+          <w:rFonts w:ascii="Times New Roman" w:eastAsia="Times New Roman" w:hAnsi="Times New Roman" w:cs="Times New Roman"/>
+          <w:sz w:val="24"/>
+          <w:szCs w:val="24"/>
+        </w:rPr>
+        <w:t xml:space="preserve">Ollama is an application that </w:t>
       </w:r>
       <w:r>
         <w:rPr>
@@ -15072,18 +14992,24 @@
           <w:sz w:val="24"/>
           <w:szCs w:val="24"/>
         </w:rPr>
-        <w:t xml:space="preserve">have selected </w:t>
-      </w:r>
-      <w:proofErr w:type="spellStart"/>
-      <w:r>
-        <w:rPr>
-          <w:rFonts w:ascii="Times New Roman" w:eastAsia="Times New Roman" w:hAnsi="Times New Roman" w:cs="Times New Roman"/>
-          <w:sz w:val="24"/>
-          <w:szCs w:val="24"/>
-        </w:rPr>
-        <w:t>Ollama</w:t>
-      </w:r>
-      <w:proofErr w:type="spellEnd"/>
+        <w:t xml:space="preserve">have selected Ollama </w:t>
+      </w:r>
+      <w:r>
+        <w:rPr>
+          <w:rFonts w:ascii="Times New Roman" w:eastAsia="Times New Roman" w:hAnsi="Times New Roman" w:cs="Times New Roman"/>
+          <w:sz w:val="24"/>
+          <w:szCs w:val="24"/>
+        </w:rPr>
+        <w:t xml:space="preserve">because </w:t>
+      </w:r>
+      <w:r>
+        <w:rPr>
+          <w:rFonts w:ascii="Times New Roman" w:eastAsia="Times New Roman" w:hAnsi="Times New Roman" w:cs="Times New Roman"/>
+          <w:sz w:val="24"/>
+          <w:szCs w:val="24"/>
+        </w:rPr>
+        <w:t>of its capabilities and</w:t>
+      </w:r>
       <w:r>
         <w:rPr>
           <w:rFonts w:ascii="Times New Roman" w:eastAsia="Times New Roman" w:hAnsi="Times New Roman" w:cs="Times New Roman"/>
@@ -15098,15 +15024,39 @@
           <w:sz w:val="24"/>
           <w:szCs w:val="24"/>
         </w:rPr>
-        <w:t xml:space="preserve">because </w:t>
-      </w:r>
-      <w:r>
-        <w:rPr>
-          <w:rFonts w:ascii="Times New Roman" w:eastAsia="Times New Roman" w:hAnsi="Times New Roman" w:cs="Times New Roman"/>
-          <w:sz w:val="24"/>
-          <w:szCs w:val="24"/>
-        </w:rPr>
-        <w:t>of its capabilities and</w:t>
+        <w:t>compatibility</w:t>
+      </w:r>
+      <w:r>
+        <w:rPr>
+          <w:rFonts w:ascii="Times New Roman" w:eastAsia="Times New Roman" w:hAnsi="Times New Roman" w:cs="Times New Roman"/>
+          <w:sz w:val="24"/>
+          <w:szCs w:val="24"/>
+        </w:rPr>
+        <w:t xml:space="preserve"> with our </w:t>
+      </w:r>
+      <w:r>
+        <w:rPr>
+          <w:rFonts w:ascii="Times New Roman" w:eastAsia="Times New Roman" w:hAnsi="Times New Roman" w:cs="Times New Roman"/>
+          <w:sz w:val="24"/>
+          <w:szCs w:val="24"/>
+        </w:rPr>
+        <w:t xml:space="preserve">project as well as </w:t>
+      </w:r>
+      <w:r>
+        <w:rPr>
+          <w:rFonts w:ascii="Times New Roman" w:eastAsia="Times New Roman" w:hAnsi="Times New Roman" w:cs="Times New Roman"/>
+          <w:sz w:val="24"/>
+          <w:szCs w:val="24"/>
+        </w:rPr>
+        <w:t xml:space="preserve">its </w:t>
+      </w:r>
+      <w:r>
+        <w:rPr>
+          <w:rFonts w:ascii="Times New Roman" w:eastAsia="Times New Roman" w:hAnsi="Times New Roman" w:cs="Times New Roman"/>
+          <w:sz w:val="24"/>
+          <w:szCs w:val="24"/>
+        </w:rPr>
+        <w:t>developer support which has</w:t>
       </w:r>
       <w:r>
         <w:rPr>
@@ -15122,43 +15072,81 @@
           <w:sz w:val="24"/>
           <w:szCs w:val="24"/>
         </w:rPr>
-        <w:t>compatibility</w:t>
-      </w:r>
-      <w:r>
-        <w:rPr>
-          <w:rFonts w:ascii="Times New Roman" w:eastAsia="Times New Roman" w:hAnsi="Times New Roman" w:cs="Times New Roman"/>
-          <w:sz w:val="24"/>
-          <w:szCs w:val="24"/>
-        </w:rPr>
-        <w:t xml:space="preserve"> with our </w:t>
-      </w:r>
-      <w:r>
-        <w:rPr>
-          <w:rFonts w:ascii="Times New Roman" w:eastAsia="Times New Roman" w:hAnsi="Times New Roman" w:cs="Times New Roman"/>
-          <w:sz w:val="24"/>
-          <w:szCs w:val="24"/>
-        </w:rPr>
-        <w:t xml:space="preserve">project as well as </w:t>
-      </w:r>
-      <w:r>
-        <w:rPr>
-          <w:rFonts w:ascii="Times New Roman" w:eastAsia="Times New Roman" w:hAnsi="Times New Roman" w:cs="Times New Roman"/>
-          <w:sz w:val="24"/>
-          <w:szCs w:val="24"/>
-        </w:rPr>
-        <w:t xml:space="preserve">its </w:t>
-      </w:r>
-      <w:r>
-        <w:rPr>
-          <w:rFonts w:ascii="Times New Roman" w:eastAsia="Times New Roman" w:hAnsi="Times New Roman" w:cs="Times New Roman"/>
-          <w:sz w:val="24"/>
-          <w:szCs w:val="24"/>
-        </w:rPr>
-        <w:t>developer support which has</w:t>
-      </w:r>
-      <w:r>
-        <w:rPr>
-          <w:rFonts w:ascii="Times New Roman" w:eastAsia="Times New Roman" w:hAnsi="Times New Roman" w:cs="Times New Roman"/>
+        <w:t>led</w:t>
+      </w:r>
+      <w:r>
+        <w:rPr>
+          <w:rFonts w:ascii="Times New Roman" w:eastAsia="Times New Roman" w:hAnsi="Times New Roman" w:cs="Times New Roman"/>
+          <w:sz w:val="24"/>
+          <w:szCs w:val="24"/>
+        </w:rPr>
+        <w:t xml:space="preserve"> it to be </w:t>
+      </w:r>
+      <w:r>
+        <w:rPr>
+          <w:rFonts w:ascii="Times New Roman" w:eastAsia="Times New Roman" w:hAnsi="Times New Roman" w:cs="Times New Roman"/>
+          <w:sz w:val="24"/>
+          <w:szCs w:val="24"/>
+        </w:rPr>
+        <w:t xml:space="preserve">the better </w:t>
+      </w:r>
+      <w:r>
+        <w:rPr>
+          <w:rFonts w:ascii="Times New Roman" w:eastAsia="Times New Roman" w:hAnsi="Times New Roman" w:cs="Times New Roman"/>
+          <w:sz w:val="24"/>
+          <w:szCs w:val="24"/>
+        </w:rPr>
+        <w:t>of two assessed</w:t>
+      </w:r>
+      <w:r>
+        <w:rPr>
+          <w:rFonts w:ascii="Times New Roman" w:eastAsia="Times New Roman" w:hAnsi="Times New Roman" w:cs="Times New Roman"/>
+          <w:sz w:val="24"/>
+          <w:szCs w:val="24"/>
+        </w:rPr>
+        <w:t xml:space="preserve"> options</w:t>
+      </w:r>
+      <w:r>
+        <w:rPr>
+          <w:rFonts w:ascii="Times New Roman" w:eastAsia="Times New Roman" w:hAnsi="Times New Roman" w:cs="Times New Roman"/>
+          <w:sz w:val="24"/>
+          <w:szCs w:val="24"/>
+        </w:rPr>
+        <w:t xml:space="preserve"> for LLM hosting.</w:t>
+      </w:r>
+    </w:p>
+    <w:p>
+      <w:pPr>
+        <w:jc w:val="both"/>
+      </w:pPr>
+      <w:r>
+        <w:rPr>
+          <w:rFonts w:ascii="Times New Roman" w:eastAsia="Times New Roman" w:hAnsi="Times New Roman" w:cs="Times New Roman"/>
+          <w:sz w:val="24"/>
+          <w:szCs w:val="24"/>
+        </w:rPr>
+        <w:t>The version of Ollama</w:t>
+      </w:r>
+      <w:r>
+        <w:rPr>
+          <w:rFonts w:ascii="Times New Roman" w:eastAsia="Times New Roman" w:hAnsi="Times New Roman" w:cs="Times New Roman"/>
+          <w:sz w:val="24"/>
+          <w:szCs w:val="24"/>
+        </w:rPr>
+        <w:t xml:space="preserve"> the team </w:t>
+      </w:r>
+      <w:r>
+        <w:rPr>
+          <w:rFonts w:ascii="Times New Roman" w:eastAsia="Times New Roman" w:hAnsi="Times New Roman" w:cs="Times New Roman"/>
+          <w:sz w:val="24"/>
+          <w:szCs w:val="24"/>
+        </w:rPr>
+        <w:t>will be using is:</w:t>
+      </w:r>
+      <w:r>
+        <w:rPr>
+          <w:rFonts w:ascii="Times New Roman" w:eastAsia="Times New Roman" w:hAnsi="Times New Roman" w:cs="Times New Roman"/>
+          <w:b/>
           <w:sz w:val="24"/>
           <w:szCs w:val="24"/>
         </w:rPr>
@@ -15167,118 +15155,11 @@
       <w:r>
         <w:rPr>
           <w:rFonts w:ascii="Times New Roman" w:eastAsia="Times New Roman" w:hAnsi="Times New Roman" w:cs="Times New Roman"/>
-          <w:sz w:val="24"/>
-          <w:szCs w:val="24"/>
-        </w:rPr>
-        <w:t>led</w:t>
-      </w:r>
-      <w:r>
-        <w:rPr>
-          <w:rFonts w:ascii="Times New Roman" w:eastAsia="Times New Roman" w:hAnsi="Times New Roman" w:cs="Times New Roman"/>
-          <w:sz w:val="24"/>
-          <w:szCs w:val="24"/>
-        </w:rPr>
-        <w:t xml:space="preserve"> it to be </w:t>
-      </w:r>
-      <w:r>
-        <w:rPr>
-          <w:rFonts w:ascii="Times New Roman" w:eastAsia="Times New Roman" w:hAnsi="Times New Roman" w:cs="Times New Roman"/>
-          <w:sz w:val="24"/>
-          <w:szCs w:val="24"/>
-        </w:rPr>
-        <w:t xml:space="preserve">the better </w:t>
-      </w:r>
-      <w:r>
-        <w:rPr>
-          <w:rFonts w:ascii="Times New Roman" w:eastAsia="Times New Roman" w:hAnsi="Times New Roman" w:cs="Times New Roman"/>
-          <w:sz w:val="24"/>
-          <w:szCs w:val="24"/>
-        </w:rPr>
-        <w:t>of two assessed</w:t>
-      </w:r>
-      <w:r>
-        <w:rPr>
-          <w:rFonts w:ascii="Times New Roman" w:eastAsia="Times New Roman" w:hAnsi="Times New Roman" w:cs="Times New Roman"/>
-          <w:sz w:val="24"/>
-          <w:szCs w:val="24"/>
-        </w:rPr>
-        <w:t xml:space="preserve"> options</w:t>
-      </w:r>
-      <w:r>
-        <w:rPr>
-          <w:rFonts w:ascii="Times New Roman" w:eastAsia="Times New Roman" w:hAnsi="Times New Roman" w:cs="Times New Roman"/>
-          <w:sz w:val="24"/>
-          <w:szCs w:val="24"/>
-        </w:rPr>
-        <w:t xml:space="preserve"> for LLM hosting.</w:t>
-      </w:r>
-    </w:p>
-    <w:p>
-      <w:pPr>
-        <w:jc w:val="both"/>
-      </w:pPr>
-      <w:r>
-        <w:rPr>
-          <w:rFonts w:ascii="Times New Roman" w:eastAsia="Times New Roman" w:hAnsi="Times New Roman" w:cs="Times New Roman"/>
-          <w:sz w:val="24"/>
-          <w:szCs w:val="24"/>
-        </w:rPr>
-        <w:t xml:space="preserve">The version of </w:t>
-      </w:r>
-      <w:proofErr w:type="spellStart"/>
-      <w:r>
-        <w:rPr>
-          <w:rFonts w:ascii="Times New Roman" w:eastAsia="Times New Roman" w:hAnsi="Times New Roman" w:cs="Times New Roman"/>
-          <w:sz w:val="24"/>
-          <w:szCs w:val="24"/>
-        </w:rPr>
-        <w:t>Ollama</w:t>
-      </w:r>
-      <w:proofErr w:type="spellEnd"/>
-      <w:r>
-        <w:rPr>
-          <w:rFonts w:ascii="Times New Roman" w:eastAsia="Times New Roman" w:hAnsi="Times New Roman" w:cs="Times New Roman"/>
-          <w:sz w:val="24"/>
-          <w:szCs w:val="24"/>
-        </w:rPr>
-        <w:t xml:space="preserve"> the team </w:t>
-      </w:r>
-      <w:r>
-        <w:rPr>
-          <w:rFonts w:ascii="Times New Roman" w:eastAsia="Times New Roman" w:hAnsi="Times New Roman" w:cs="Times New Roman"/>
-          <w:sz w:val="24"/>
-          <w:szCs w:val="24"/>
-        </w:rPr>
-        <w:t>will be using is:</w:t>
-      </w:r>
-      <w:r>
-        <w:rPr>
-          <w:rFonts w:ascii="Times New Roman" w:eastAsia="Times New Roman" w:hAnsi="Times New Roman" w:cs="Times New Roman"/>
-          <w:b/>
-          <w:sz w:val="24"/>
-          <w:szCs w:val="24"/>
-        </w:rPr>
-        <w:t xml:space="preserve"> </w:t>
-      </w:r>
-      <w:proofErr w:type="spellStart"/>
-      <w:r>
-        <w:rPr>
-          <w:rFonts w:ascii="Times New Roman" w:eastAsia="Times New Roman" w:hAnsi="Times New Roman" w:cs="Times New Roman"/>
           <w:bCs/>
           <w:sz w:val="24"/>
           <w:szCs w:val="24"/>
         </w:rPr>
-        <w:t>Ollama</w:t>
-      </w:r>
-      <w:proofErr w:type="spellEnd"/>
-      <w:r>
-        <w:rPr>
-          <w:rFonts w:ascii="Times New Roman" w:eastAsia="Times New Roman" w:hAnsi="Times New Roman" w:cs="Times New Roman"/>
-          <w:bCs/>
-          <w:sz w:val="24"/>
-          <w:szCs w:val="24"/>
-        </w:rPr>
-        <w:t xml:space="preserve"> 0.32.9.</w:t>
+        <w:t>Ollama 0.32.9.</w:t>
       </w:r>
     </w:p>
     <w:p>
@@ -15815,33 +15696,19 @@
         <w:rPr>
           <w:rFonts w:cs="Times New Roman"/>
         </w:rPr>
-        <w:t xml:space="preserve">setup on the Whitireia </w:t>
-      </w:r>
-      <w:proofErr w:type="spellStart"/>
+        <w:t>setup on the Whitireia Wel</w:t>
+      </w:r>
       <w:r>
         <w:rPr>
           <w:rFonts w:cs="Times New Roman"/>
         </w:rPr>
-        <w:t>Wel</w:t>
+        <w:t>T</w:t>
       </w:r>
       <w:r>
         <w:rPr>
           <w:rFonts w:cs="Times New Roman"/>
         </w:rPr>
-        <w:t>T</w:t>
-      </w:r>
-      <w:r>
-        <w:rPr>
-          <w:rFonts w:cs="Times New Roman"/>
-        </w:rPr>
-        <w:t>ec</w:t>
-      </w:r>
-      <w:proofErr w:type="spellEnd"/>
-      <w:r>
-        <w:rPr>
-          <w:rFonts w:cs="Times New Roman"/>
-        </w:rPr>
-        <w:t xml:space="preserve"> campus</w:t>
+        <w:t>ec campus</w:t>
       </w:r>
       <w:r>
         <w:rPr>
@@ -16204,7 +16071,6 @@
         </w:rPr>
         <w:t xml:space="preserve">, </w:t>
       </w:r>
-      <w:proofErr w:type="spellStart"/>
       <w:r>
         <w:rPr>
           <w:rFonts w:ascii="Times New Roman" w:hAnsi="Times New Roman" w:cs="Times New Roman"/>
@@ -16235,16 +16101,7 @@
           <w:sz w:val="24"/>
           <w:szCs w:val="24"/>
         </w:rPr>
-        <w:t>ack</w:t>
-      </w:r>
-      <w:proofErr w:type="spellEnd"/>
-      <w:r>
-        <w:rPr>
-          <w:rFonts w:ascii="Times New Roman" w:hAnsi="Times New Roman" w:cs="Times New Roman"/>
-          <w:sz w:val="24"/>
-          <w:szCs w:val="24"/>
-        </w:rPr>
-        <w:t xml:space="preserve">, </w:t>
+        <w:t xml:space="preserve">ack, </w:t>
       </w:r>
       <w:r>
         <w:rPr>
@@ -16735,13 +16592,7 @@
         <w:t xml:space="preserve"> </w:t>
       </w:r>
       <w:r>
-        <w:t xml:space="preserve">Further </w:t>
-      </w:r>
-      <w:r>
-        <w:t>examples</w:t>
-      </w:r>
-      <w:r>
-        <w:t xml:space="preserve"> of considered tools not in this project are in </w:t>
+        <w:t xml:space="preserve">Further examples of considered tools not in this project are in </w:t>
       </w:r>
       <w:r>
         <w:fldChar w:fldCharType="begin"/>
@@ -16772,12 +16623,10 @@
         </w:rPr>
       </w:pPr>
       <w:bookmarkStart w:id="63" w:name="_Toc1026107312"/>
-      <w:proofErr w:type="spellStart"/>
       <w:r>
         <w:t>HashCat</w:t>
       </w:r>
       <w:bookmarkEnd w:id="63"/>
-      <w:proofErr w:type="spellEnd"/>
     </w:p>
     <w:p>
       <w:pPr>
@@ -16788,7 +16637,6 @@
           <w:szCs w:val="24"/>
         </w:rPr>
       </w:pPr>
-      <w:proofErr w:type="spellStart"/>
       <w:r>
         <w:rPr>
           <w:rFonts w:ascii="Times New Roman" w:hAnsi="Times New Roman" w:cs="Times New Roman"/>
@@ -16797,7 +16645,6 @@
         </w:rPr>
         <w:t>HashCat</w:t>
       </w:r>
-      <w:proofErr w:type="spellEnd"/>
       <w:r>
         <w:rPr>
           <w:rFonts w:ascii="Times New Roman" w:hAnsi="Times New Roman" w:cs="Times New Roman"/>
@@ -16838,7 +16685,6 @@
         </w:rPr>
         <w:t xml:space="preserve"> hashing algorithms. </w:t>
       </w:r>
-      <w:proofErr w:type="spellStart"/>
       <w:r>
         <w:rPr>
           <w:rFonts w:ascii="Times New Roman" w:hAnsi="Times New Roman" w:cs="Times New Roman"/>
@@ -16847,7 +16693,6 @@
         </w:rPr>
         <w:t>HashCat</w:t>
       </w:r>
-      <w:proofErr w:type="spellEnd"/>
       <w:r>
         <w:rPr>
           <w:rFonts w:ascii="Times New Roman" w:hAnsi="Times New Roman" w:cs="Times New Roman"/>
@@ -16902,25 +16747,23 @@
           <w:sz w:val="24"/>
           <w:szCs w:val="24"/>
         </w:rPr>
-        <w:t xml:space="preserve">decided against the inclusion of this tool because </w:t>
-      </w:r>
-      <w:proofErr w:type="spellStart"/>
+        <w:t xml:space="preserve">decided against the inclusion of this tool because Hashcat is a tool for password recovery which </w:t>
+      </w:r>
       <w:r>
         <w:rPr>
           <w:rFonts w:ascii="Times New Roman" w:hAnsi="Times New Roman" w:cs="Times New Roman"/>
           <w:sz w:val="24"/>
           <w:szCs w:val="24"/>
         </w:rPr>
-        <w:t>Hashcat</w:t>
-      </w:r>
-      <w:proofErr w:type="spellEnd"/>
+        <w:t xml:space="preserve">presents difficulties in </w:t>
+      </w:r>
       <w:r>
         <w:rPr>
           <w:rFonts w:ascii="Times New Roman" w:hAnsi="Times New Roman" w:cs="Times New Roman"/>
           <w:sz w:val="24"/>
           <w:szCs w:val="24"/>
         </w:rPr>
-        <w:t xml:space="preserve"> is a tool for password recovery which </w:t>
+        <w:t>quantifying metrics</w:t>
       </w:r>
       <w:r>
         <w:rPr>
@@ -16928,7 +16771,7 @@
           <w:sz w:val="24"/>
           <w:szCs w:val="24"/>
         </w:rPr>
-        <w:t xml:space="preserve">presents difficulties in </w:t>
+        <w:t xml:space="preserve">. It is also not </w:t>
       </w:r>
       <w:r>
         <w:rPr>
@@ -16936,7 +16779,7 @@
           <w:sz w:val="24"/>
           <w:szCs w:val="24"/>
         </w:rPr>
-        <w:t>quantifying metrics</w:t>
+        <w:t>a tool that directly links to digital forensics in the capacity</w:t>
       </w:r>
       <w:r>
         <w:rPr>
@@ -16944,7 +16787,7 @@
           <w:sz w:val="24"/>
           <w:szCs w:val="24"/>
         </w:rPr>
-        <w:t xml:space="preserve">. It is also not </w:t>
+        <w:t xml:space="preserve"> </w:t>
       </w:r>
       <w:r>
         <w:rPr>
@@ -16952,7 +16795,7 @@
           <w:sz w:val="24"/>
           <w:szCs w:val="24"/>
         </w:rPr>
-        <w:t>a tool that directly links to digital forensics in the capacity</w:t>
+        <w:t xml:space="preserve">that </w:t>
       </w:r>
       <w:r>
         <w:rPr>
@@ -16960,7 +16803,7 @@
           <w:sz w:val="24"/>
           <w:szCs w:val="24"/>
         </w:rPr>
-        <w:t xml:space="preserve"> </w:t>
+        <w:t xml:space="preserve">the team </w:t>
       </w:r>
       <w:r>
         <w:rPr>
@@ -16968,7 +16811,7 @@
           <w:sz w:val="24"/>
           <w:szCs w:val="24"/>
         </w:rPr>
-        <w:t xml:space="preserve">that </w:t>
+        <w:t>is</w:t>
       </w:r>
       <w:r>
         <w:rPr>
@@ -16976,74 +16819,40 @@
           <w:sz w:val="24"/>
           <w:szCs w:val="24"/>
         </w:rPr>
-        <w:t xml:space="preserve">the team </w:t>
-      </w:r>
-      <w:r>
+        <w:t xml:space="preserve"> seeking.</w:t>
+      </w:r>
+    </w:p>
+    <w:p>
+      <w:pPr>
         <w:rPr>
           <w:rFonts w:ascii="Times New Roman" w:hAnsi="Times New Roman" w:cs="Times New Roman"/>
           <w:sz w:val="24"/>
           <w:szCs w:val="24"/>
         </w:rPr>
-        <w:t>is</w:t>
-      </w:r>
+      </w:pPr>
       <w:r>
         <w:rPr>
           <w:rFonts w:ascii="Times New Roman" w:hAnsi="Times New Roman" w:cs="Times New Roman"/>
           <w:sz w:val="24"/>
           <w:szCs w:val="24"/>
         </w:rPr>
-        <w:t xml:space="preserve"> seeking.</w:t>
-      </w:r>
-    </w:p>
-    <w:p>
-      <w:pPr>
+        <w:t>The version</w:t>
+      </w:r>
+      <w:r>
         <w:rPr>
           <w:rFonts w:ascii="Times New Roman" w:hAnsi="Times New Roman" w:cs="Times New Roman"/>
           <w:sz w:val="24"/>
           <w:szCs w:val="24"/>
         </w:rPr>
-      </w:pPr>
+        <w:t xml:space="preserve"> the team </w:t>
+      </w:r>
       <w:r>
         <w:rPr>
           <w:rFonts w:ascii="Times New Roman" w:hAnsi="Times New Roman" w:cs="Times New Roman"/>
           <w:sz w:val="24"/>
           <w:szCs w:val="24"/>
         </w:rPr>
-        <w:t>The version</w:t>
-      </w:r>
-      <w:r>
-        <w:rPr>
-          <w:rFonts w:ascii="Times New Roman" w:hAnsi="Times New Roman" w:cs="Times New Roman"/>
-          <w:sz w:val="24"/>
-          <w:szCs w:val="24"/>
-        </w:rPr>
-        <w:t xml:space="preserve"> the team </w:t>
-      </w:r>
-      <w:r>
-        <w:rPr>
-          <w:rFonts w:ascii="Times New Roman" w:hAnsi="Times New Roman" w:cs="Times New Roman"/>
-          <w:sz w:val="24"/>
-          <w:szCs w:val="24"/>
-        </w:rPr>
-        <w:t xml:space="preserve">assessed was </w:t>
-      </w:r>
-      <w:proofErr w:type="spellStart"/>
-      <w:r>
-        <w:rPr>
-          <w:rFonts w:ascii="Times New Roman" w:hAnsi="Times New Roman" w:cs="Times New Roman"/>
-          <w:sz w:val="24"/>
-          <w:szCs w:val="24"/>
-        </w:rPr>
-        <w:t>HashCat</w:t>
-      </w:r>
-      <w:proofErr w:type="spellEnd"/>
-      <w:r>
-        <w:rPr>
-          <w:rFonts w:ascii="Times New Roman" w:hAnsi="Times New Roman" w:cs="Times New Roman"/>
-          <w:sz w:val="24"/>
-          <w:szCs w:val="24"/>
-        </w:rPr>
-        <w:t xml:space="preserve"> v7.1.2+ds1-4</w:t>
+        <w:t>assessed was HashCat v7.1.2+ds1-4</w:t>
       </w:r>
       <w:r>
         <w:br/>
@@ -17196,7 +17005,6 @@
         </w:rPr>
         <w:t xml:space="preserve"> </w:t>
       </w:r>
-      <w:proofErr w:type="spellStart"/>
       <w:r>
         <w:rPr>
           <w:rFonts w:ascii="Times New Roman" w:hAnsi="Times New Roman" w:cs="Times New Roman"/>
@@ -17213,7 +17021,6 @@
         </w:rPr>
         <w:t>ashCat</w:t>
       </w:r>
-      <w:proofErr w:type="spellEnd"/>
       <w:r>
         <w:rPr>
           <w:rFonts w:ascii="Times New Roman" w:hAnsi="Times New Roman" w:cs="Times New Roman"/>
@@ -17429,13 +17236,11 @@
         </w:rPr>
       </w:pPr>
       <w:bookmarkStart w:id="65" w:name="_Toc2049169353"/>
-      <w:proofErr w:type="spellStart"/>
       <w:r>
         <w:lastRenderedPageBreak/>
         <w:t>CyberChef</w:t>
       </w:r>
       <w:bookmarkEnd w:id="65"/>
-      <w:proofErr w:type="spellEnd"/>
     </w:p>
     <w:p>
       <w:pPr>
@@ -17446,23 +17251,21 @@
           <w:szCs w:val="24"/>
         </w:rPr>
       </w:pPr>
-      <w:proofErr w:type="spellStart"/>
       <w:r>
         <w:rPr>
           <w:rFonts w:ascii="Times New Roman" w:hAnsi="Times New Roman" w:cs="Times New Roman"/>
           <w:sz w:val="24"/>
           <w:szCs w:val="24"/>
         </w:rPr>
-        <w:t>CyberChef</w:t>
-      </w:r>
-      <w:proofErr w:type="spellEnd"/>
+        <w:t xml:space="preserve">CyberChef is a simple web app for carrying out all manner of "cyber" operations within a web browser. These operations include simple encoding like XOR and Base64, more complex encryption like AES, DES and Blowfish, creating binary and </w:t>
+      </w:r>
       <w:r>
         <w:rPr>
           <w:rFonts w:ascii="Times New Roman" w:hAnsi="Times New Roman" w:cs="Times New Roman"/>
           <w:sz w:val="24"/>
           <w:szCs w:val="24"/>
         </w:rPr>
-        <w:t xml:space="preserve"> is a simple web app for carrying out all manner of "cyber" operations within a web browser. These operations include simple encoding like XOR and Base64, more complex encryption like AES, DES and Blowfish, creating binary and </w:t>
+        <w:t>hex dumps</w:t>
       </w:r>
       <w:r>
         <w:rPr>
@@ -17470,7 +17273,7 @@
           <w:sz w:val="24"/>
           <w:szCs w:val="24"/>
         </w:rPr>
-        <w:t>hex dumps</w:t>
+        <w:t>, compression and decompression of data, calculating hashes and checksums, IPv6 and X.509 parsing, changing character encodings, and much more. The tool is designed to enable both technical and non-technical analysts to manipulate data in complex ways without having to deal with complex tools or algorithms</w:t>
       </w:r>
       <w:r>
         <w:rPr>
@@ -17478,7 +17281,7 @@
           <w:sz w:val="24"/>
           <w:szCs w:val="24"/>
         </w:rPr>
-        <w:t>, compression and decompression of data, calculating hashes and checksums, IPv6 and X.509 parsing, changing character encodings, and much more. The tool is designed to enable both technical and non-technical analysts to manipulate data in complex ways without having to deal with complex tools or algorithms</w:t>
+        <w:t>.</w:t>
       </w:r>
       <w:r>
         <w:rPr>
@@ -17486,23 +17289,216 @@
           <w:sz w:val="24"/>
           <w:szCs w:val="24"/>
         </w:rPr>
+        <w:t xml:space="preserve"> </w:t>
+      </w:r>
+      <w:r>
+        <w:rPr>
+          <w:rFonts w:ascii="Times New Roman" w:hAnsi="Times New Roman" w:cs="Times New Roman"/>
+          <w:sz w:val="24"/>
+          <w:szCs w:val="24"/>
+        </w:rPr>
+        <w:t>The</w:t>
+      </w:r>
+      <w:r>
+        <w:rPr>
+          <w:rFonts w:ascii="Times New Roman" w:hAnsi="Times New Roman" w:cs="Times New Roman"/>
+          <w:sz w:val="24"/>
+          <w:szCs w:val="24"/>
+        </w:rPr>
+        <w:t xml:space="preserve"> team </w:t>
+      </w:r>
+      <w:r>
+        <w:rPr>
+          <w:rFonts w:ascii="Times New Roman" w:hAnsi="Times New Roman" w:cs="Times New Roman"/>
+          <w:sz w:val="24"/>
+          <w:szCs w:val="24"/>
+        </w:rPr>
+        <w:t xml:space="preserve">decided against the inclusion of this tool because </w:t>
+      </w:r>
+      <w:r>
+        <w:rPr>
+          <w:rFonts w:ascii="Times New Roman" w:hAnsi="Times New Roman" w:cs="Times New Roman"/>
+          <w:sz w:val="24"/>
+          <w:szCs w:val="24"/>
+        </w:rPr>
+        <w:t>the essential function it provides is</w:t>
+      </w:r>
+      <w:r>
+        <w:rPr>
+          <w:rFonts w:ascii="Times New Roman" w:hAnsi="Times New Roman" w:cs="Times New Roman"/>
+          <w:sz w:val="24"/>
+          <w:szCs w:val="24"/>
+        </w:rPr>
+        <w:t xml:space="preserve"> </w:t>
+      </w:r>
+      <w:r>
+        <w:rPr>
+          <w:rFonts w:ascii="Times New Roman" w:hAnsi="Times New Roman" w:cs="Times New Roman"/>
+          <w:sz w:val="24"/>
+          <w:szCs w:val="24"/>
+        </w:rPr>
+        <w:t>encod</w:t>
+      </w:r>
+      <w:r>
+        <w:rPr>
+          <w:rFonts w:ascii="Times New Roman" w:hAnsi="Times New Roman" w:cs="Times New Roman"/>
+          <w:sz w:val="24"/>
+          <w:szCs w:val="24"/>
+        </w:rPr>
+        <w:t>ing</w:t>
+      </w:r>
+      <w:r>
+        <w:rPr>
+          <w:rFonts w:ascii="Times New Roman" w:hAnsi="Times New Roman" w:cs="Times New Roman"/>
+          <w:sz w:val="24"/>
+          <w:szCs w:val="24"/>
+        </w:rPr>
+        <w:t xml:space="preserve"> </w:t>
+      </w:r>
+      <w:r>
+        <w:rPr>
+          <w:rFonts w:ascii="Times New Roman" w:hAnsi="Times New Roman" w:cs="Times New Roman"/>
+          <w:sz w:val="24"/>
+          <w:szCs w:val="24"/>
+        </w:rPr>
+        <w:t>and decod</w:t>
+      </w:r>
+      <w:r>
+        <w:rPr>
+          <w:rFonts w:ascii="Times New Roman" w:hAnsi="Times New Roman" w:cs="Times New Roman"/>
+          <w:sz w:val="24"/>
+          <w:szCs w:val="24"/>
+        </w:rPr>
+        <w:t>ing</w:t>
+      </w:r>
+      <w:r>
+        <w:rPr>
+          <w:rFonts w:ascii="Times New Roman" w:hAnsi="Times New Roman" w:cs="Times New Roman"/>
+          <w:sz w:val="24"/>
+          <w:szCs w:val="24"/>
+        </w:rPr>
+        <w:t xml:space="preserve"> data, meaning that while it is </w:t>
+      </w:r>
+      <w:r>
+        <w:rPr>
+          <w:rFonts w:ascii="Times New Roman" w:hAnsi="Times New Roman" w:cs="Times New Roman"/>
+          <w:sz w:val="24"/>
+          <w:szCs w:val="24"/>
+        </w:rPr>
+        <w:t xml:space="preserve">a useful tool it does </w:t>
+      </w:r>
+      <w:r>
+        <w:rPr>
+          <w:rFonts w:ascii="Times New Roman" w:hAnsi="Times New Roman" w:cs="Times New Roman"/>
+          <w:sz w:val="24"/>
+          <w:szCs w:val="24"/>
+        </w:rPr>
+        <w:t xml:space="preserve">not </w:t>
+      </w:r>
+      <w:r>
+        <w:rPr>
+          <w:rFonts w:ascii="Times New Roman" w:hAnsi="Times New Roman" w:cs="Times New Roman"/>
+          <w:sz w:val="24"/>
+          <w:szCs w:val="24"/>
+        </w:rPr>
+        <w:t>have</w:t>
+      </w:r>
+      <w:r>
+        <w:rPr>
+          <w:rFonts w:ascii="Times New Roman" w:hAnsi="Times New Roman" w:cs="Times New Roman"/>
+          <w:sz w:val="24"/>
+          <w:szCs w:val="24"/>
+        </w:rPr>
+        <w:t xml:space="preserve"> as much depth</w:t>
+      </w:r>
+      <w:r>
+        <w:rPr>
+          <w:rFonts w:ascii="Times New Roman" w:hAnsi="Times New Roman" w:cs="Times New Roman"/>
+          <w:sz w:val="24"/>
+          <w:szCs w:val="24"/>
+        </w:rPr>
+        <w:t xml:space="preserve"> or </w:t>
+      </w:r>
+      <w:r>
+        <w:rPr>
+          <w:rFonts w:ascii="Times New Roman" w:hAnsi="Times New Roman" w:cs="Times New Roman"/>
+          <w:sz w:val="24"/>
+          <w:szCs w:val="24"/>
+        </w:rPr>
+        <w:t>impact</w:t>
+      </w:r>
+      <w:r>
+        <w:rPr>
+          <w:rFonts w:ascii="Times New Roman" w:hAnsi="Times New Roman" w:cs="Times New Roman"/>
+          <w:sz w:val="24"/>
+          <w:szCs w:val="24"/>
+        </w:rPr>
+        <w:t xml:space="preserve"> to </w:t>
+      </w:r>
+      <w:r>
+        <w:rPr>
+          <w:rFonts w:ascii="Times New Roman" w:hAnsi="Times New Roman" w:cs="Times New Roman"/>
+          <w:sz w:val="24"/>
+          <w:szCs w:val="24"/>
+        </w:rPr>
+        <w:t>DFIR</w:t>
+      </w:r>
+      <w:r>
+        <w:rPr>
+          <w:rFonts w:ascii="Times New Roman" w:hAnsi="Times New Roman" w:cs="Times New Roman"/>
+          <w:sz w:val="24"/>
+          <w:szCs w:val="24"/>
+        </w:rPr>
+        <w:t xml:space="preserve"> </w:t>
+      </w:r>
+      <w:r>
+        <w:rPr>
+          <w:rFonts w:ascii="Times New Roman" w:hAnsi="Times New Roman" w:cs="Times New Roman"/>
+          <w:sz w:val="24"/>
+          <w:szCs w:val="24"/>
+        </w:rPr>
+        <w:t>as</w:t>
+      </w:r>
+      <w:r>
+        <w:rPr>
+          <w:rFonts w:ascii="Times New Roman" w:hAnsi="Times New Roman" w:cs="Times New Roman"/>
+          <w:sz w:val="24"/>
+          <w:szCs w:val="24"/>
+        </w:rPr>
+        <w:t xml:space="preserve"> the team </w:t>
+      </w:r>
+      <w:r>
+        <w:rPr>
+          <w:rFonts w:ascii="Times New Roman" w:hAnsi="Times New Roman" w:cs="Times New Roman"/>
+          <w:sz w:val="24"/>
+          <w:szCs w:val="24"/>
+        </w:rPr>
+        <w:t>desires</w:t>
+      </w:r>
+      <w:r>
+        <w:rPr>
+          <w:rFonts w:ascii="Times New Roman" w:hAnsi="Times New Roman" w:cs="Times New Roman"/>
+          <w:sz w:val="24"/>
+          <w:szCs w:val="24"/>
+        </w:rPr>
         <w:t>.</w:t>
       </w:r>
-      <w:r>
+    </w:p>
+    <w:p>
+      <w:pPr>
         <w:rPr>
           <w:rFonts w:ascii="Times New Roman" w:hAnsi="Times New Roman" w:cs="Times New Roman"/>
           <w:sz w:val="24"/>
           <w:szCs w:val="24"/>
         </w:rPr>
-        <w:t xml:space="preserve"> </w:t>
-      </w:r>
+      </w:pPr>
       <w:r>
         <w:rPr>
           <w:rFonts w:ascii="Times New Roman" w:hAnsi="Times New Roman" w:cs="Times New Roman"/>
           <w:sz w:val="24"/>
           <w:szCs w:val="24"/>
         </w:rPr>
-        <w:t>The</w:t>
+        <w:t>The version</w:t>
       </w:r>
       <w:r>
         <w:rPr>
@@ -17510,7 +17506,7 @@
           <w:sz w:val="24"/>
           <w:szCs w:val="24"/>
         </w:rPr>
-        <w:t xml:space="preserve"> team </w:t>
+        <w:t xml:space="preserve"> the team </w:t>
       </w:r>
       <w:r>
         <w:rPr>
@@ -17518,226 +17514,7 @@
           <w:sz w:val="24"/>
           <w:szCs w:val="24"/>
         </w:rPr>
-        <w:t xml:space="preserve">decided against the inclusion of this tool because </w:t>
-      </w:r>
-      <w:r>
-        <w:rPr>
-          <w:rFonts w:ascii="Times New Roman" w:hAnsi="Times New Roman" w:cs="Times New Roman"/>
-          <w:sz w:val="24"/>
-          <w:szCs w:val="24"/>
-        </w:rPr>
-        <w:t>the essential function it provides is</w:t>
-      </w:r>
-      <w:r>
-        <w:rPr>
-          <w:rFonts w:ascii="Times New Roman" w:hAnsi="Times New Roman" w:cs="Times New Roman"/>
-          <w:sz w:val="24"/>
-          <w:szCs w:val="24"/>
-        </w:rPr>
-        <w:t xml:space="preserve"> </w:t>
-      </w:r>
-      <w:r>
-        <w:rPr>
-          <w:rFonts w:ascii="Times New Roman" w:hAnsi="Times New Roman" w:cs="Times New Roman"/>
-          <w:sz w:val="24"/>
-          <w:szCs w:val="24"/>
-        </w:rPr>
-        <w:t>encod</w:t>
-      </w:r>
-      <w:r>
-        <w:rPr>
-          <w:rFonts w:ascii="Times New Roman" w:hAnsi="Times New Roman" w:cs="Times New Roman"/>
-          <w:sz w:val="24"/>
-          <w:szCs w:val="24"/>
-        </w:rPr>
-        <w:t>ing</w:t>
-      </w:r>
-      <w:r>
-        <w:rPr>
-          <w:rFonts w:ascii="Times New Roman" w:hAnsi="Times New Roman" w:cs="Times New Roman"/>
-          <w:sz w:val="24"/>
-          <w:szCs w:val="24"/>
-        </w:rPr>
-        <w:t xml:space="preserve"> </w:t>
-      </w:r>
-      <w:r>
-        <w:rPr>
-          <w:rFonts w:ascii="Times New Roman" w:hAnsi="Times New Roman" w:cs="Times New Roman"/>
-          <w:sz w:val="24"/>
-          <w:szCs w:val="24"/>
-        </w:rPr>
-        <w:t>and decod</w:t>
-      </w:r>
-      <w:r>
-        <w:rPr>
-          <w:rFonts w:ascii="Times New Roman" w:hAnsi="Times New Roman" w:cs="Times New Roman"/>
-          <w:sz w:val="24"/>
-          <w:szCs w:val="24"/>
-        </w:rPr>
-        <w:t>ing</w:t>
-      </w:r>
-      <w:r>
-        <w:rPr>
-          <w:rFonts w:ascii="Times New Roman" w:hAnsi="Times New Roman" w:cs="Times New Roman"/>
-          <w:sz w:val="24"/>
-          <w:szCs w:val="24"/>
-        </w:rPr>
-        <w:t xml:space="preserve"> data, meaning that while it is </w:t>
-      </w:r>
-      <w:r>
-        <w:rPr>
-          <w:rFonts w:ascii="Times New Roman" w:hAnsi="Times New Roman" w:cs="Times New Roman"/>
-          <w:sz w:val="24"/>
-          <w:szCs w:val="24"/>
-        </w:rPr>
-        <w:t xml:space="preserve">a useful tool it does </w:t>
-      </w:r>
-      <w:r>
-        <w:rPr>
-          <w:rFonts w:ascii="Times New Roman" w:hAnsi="Times New Roman" w:cs="Times New Roman"/>
-          <w:sz w:val="24"/>
-          <w:szCs w:val="24"/>
-        </w:rPr>
-        <w:t xml:space="preserve">not </w:t>
-      </w:r>
-      <w:r>
-        <w:rPr>
-          <w:rFonts w:ascii="Times New Roman" w:hAnsi="Times New Roman" w:cs="Times New Roman"/>
-          <w:sz w:val="24"/>
-          <w:szCs w:val="24"/>
-        </w:rPr>
-        <w:t>have</w:t>
-      </w:r>
-      <w:r>
-        <w:rPr>
-          <w:rFonts w:ascii="Times New Roman" w:hAnsi="Times New Roman" w:cs="Times New Roman"/>
-          <w:sz w:val="24"/>
-          <w:szCs w:val="24"/>
-        </w:rPr>
-        <w:t xml:space="preserve"> as much depth</w:t>
-      </w:r>
-      <w:r>
-        <w:rPr>
-          <w:rFonts w:ascii="Times New Roman" w:hAnsi="Times New Roman" w:cs="Times New Roman"/>
-          <w:sz w:val="24"/>
-          <w:szCs w:val="24"/>
-        </w:rPr>
-        <w:t xml:space="preserve"> or </w:t>
-      </w:r>
-      <w:r>
-        <w:rPr>
-          <w:rFonts w:ascii="Times New Roman" w:hAnsi="Times New Roman" w:cs="Times New Roman"/>
-          <w:sz w:val="24"/>
-          <w:szCs w:val="24"/>
-        </w:rPr>
-        <w:t>impact</w:t>
-      </w:r>
-      <w:r>
-        <w:rPr>
-          <w:rFonts w:ascii="Times New Roman" w:hAnsi="Times New Roman" w:cs="Times New Roman"/>
-          <w:sz w:val="24"/>
-          <w:szCs w:val="24"/>
-        </w:rPr>
-        <w:t xml:space="preserve"> to </w:t>
-      </w:r>
-      <w:r>
-        <w:rPr>
-          <w:rFonts w:ascii="Times New Roman" w:hAnsi="Times New Roman" w:cs="Times New Roman"/>
-          <w:sz w:val="24"/>
-          <w:szCs w:val="24"/>
-        </w:rPr>
-        <w:t>DFIR</w:t>
-      </w:r>
-      <w:r>
-        <w:rPr>
-          <w:rFonts w:ascii="Times New Roman" w:hAnsi="Times New Roman" w:cs="Times New Roman"/>
-          <w:sz w:val="24"/>
-          <w:szCs w:val="24"/>
-        </w:rPr>
-        <w:t xml:space="preserve"> </w:t>
-      </w:r>
-      <w:r>
-        <w:rPr>
-          <w:rFonts w:ascii="Times New Roman" w:hAnsi="Times New Roman" w:cs="Times New Roman"/>
-          <w:sz w:val="24"/>
-          <w:szCs w:val="24"/>
-        </w:rPr>
-        <w:t>as</w:t>
-      </w:r>
-      <w:r>
-        <w:rPr>
-          <w:rFonts w:ascii="Times New Roman" w:hAnsi="Times New Roman" w:cs="Times New Roman"/>
-          <w:sz w:val="24"/>
-          <w:szCs w:val="24"/>
-        </w:rPr>
-        <w:t xml:space="preserve"> the team </w:t>
-      </w:r>
-      <w:r>
-        <w:rPr>
-          <w:rFonts w:ascii="Times New Roman" w:hAnsi="Times New Roman" w:cs="Times New Roman"/>
-          <w:sz w:val="24"/>
-          <w:szCs w:val="24"/>
-        </w:rPr>
-        <w:t>desires</w:t>
-      </w:r>
-      <w:r>
-        <w:rPr>
-          <w:rFonts w:ascii="Times New Roman" w:hAnsi="Times New Roman" w:cs="Times New Roman"/>
-          <w:sz w:val="24"/>
-          <w:szCs w:val="24"/>
-        </w:rPr>
-        <w:t>.</w:t>
-      </w:r>
-    </w:p>
-    <w:p>
-      <w:pPr>
-        <w:rPr>
-          <w:rFonts w:ascii="Times New Roman" w:hAnsi="Times New Roman" w:cs="Times New Roman"/>
-          <w:sz w:val="24"/>
-          <w:szCs w:val="24"/>
-        </w:rPr>
-      </w:pPr>
-      <w:r>
-        <w:rPr>
-          <w:rFonts w:ascii="Times New Roman" w:hAnsi="Times New Roman" w:cs="Times New Roman"/>
-          <w:sz w:val="24"/>
-          <w:szCs w:val="24"/>
-        </w:rPr>
-        <w:t>The version</w:t>
-      </w:r>
-      <w:r>
-        <w:rPr>
-          <w:rFonts w:ascii="Times New Roman" w:hAnsi="Times New Roman" w:cs="Times New Roman"/>
-          <w:sz w:val="24"/>
-          <w:szCs w:val="24"/>
-        </w:rPr>
-        <w:t xml:space="preserve"> the team </w:t>
-      </w:r>
-      <w:r>
-        <w:rPr>
-          <w:rFonts w:ascii="Times New Roman" w:hAnsi="Times New Roman" w:cs="Times New Roman"/>
-          <w:sz w:val="24"/>
-          <w:szCs w:val="24"/>
-        </w:rPr>
-        <w:t xml:space="preserve">assessed was </w:t>
-      </w:r>
-      <w:proofErr w:type="spellStart"/>
-      <w:r>
-        <w:rPr>
-          <w:rFonts w:ascii="Times New Roman" w:hAnsi="Times New Roman" w:cs="Times New Roman"/>
-          <w:sz w:val="24"/>
-          <w:szCs w:val="24"/>
-        </w:rPr>
-        <w:t>CyberChef</w:t>
-      </w:r>
-      <w:proofErr w:type="spellEnd"/>
-      <w:r>
-        <w:rPr>
-          <w:rFonts w:ascii="Times New Roman" w:hAnsi="Times New Roman" w:cs="Times New Roman"/>
-          <w:sz w:val="24"/>
-          <w:szCs w:val="24"/>
-        </w:rPr>
-        <w:t xml:space="preserve"> v</w:t>
+        <w:t>assessed was CyberChef v</w:t>
       </w:r>
       <w:hyperlink r:id="rId20">
         <w:r>
@@ -18056,11 +17833,7 @@
         <w:t>,</w:t>
       </w:r>
       <w:r>
-        <w:t xml:space="preserve"> or Whitireia and </w:t>
-      </w:r>
-      <w:proofErr w:type="spellStart"/>
-      <w:r>
-        <w:t>Wel</w:t>
+        <w:t xml:space="preserve"> or Whitireia and Wel</w:t>
       </w:r>
       <w:r>
         <w:t>T</w:t>
@@ -18068,7 +17841,6 @@
       <w:r>
         <w:t>ec</w:t>
       </w:r>
-      <w:proofErr w:type="spellEnd"/>
       <w:r>
         <w:t>.</w:t>
       </w:r>
@@ -18190,15 +17962,7 @@
         <w:pStyle w:val="TNR"/>
       </w:pPr>
       <w:r>
-        <w:t xml:space="preserve">Geoff Gordon is a staff member of </w:t>
-      </w:r>
-      <w:proofErr w:type="spellStart"/>
-      <w:r>
-        <w:t>WelTec</w:t>
-      </w:r>
-      <w:proofErr w:type="spellEnd"/>
-      <w:r>
-        <w:t>, he provides technical networking expertise in the context of the tertiary environment. He has familiarity, curiosity and deep interest in AI models and their behaviour, as well as their associated hardware/platforms. He is interested in whether AI is has a place in the field of digital forensics.</w:t>
+        <w:t>Geoff Gordon is a staff member of WelTec, he provides technical networking expertise in the context of the tertiary environment. He has familiarity, curiosity and deep interest in AI models and their behaviour, as well as their associated hardware/platforms. He is interested in whether AI is has a place in the field of digital forensics.</w:t>
       </w:r>
       <w:r>
         <w:t xml:space="preserve"> </w:t>
@@ -19286,13 +19050,8 @@
               <w:pStyle w:val="TNR"/>
             </w:pPr>
             <w:r>
-              <w:t xml:space="preserve">Project advisor: Clement </w:t>
-            </w:r>
-            <w:proofErr w:type="spellStart"/>
-            <w:r>
-              <w:t>Swarnappa</w:t>
-            </w:r>
-            <w:proofErr w:type="spellEnd"/>
+              <w:t>Project advisor: Clement Swarnappa</w:t>
+            </w:r>
           </w:p>
         </w:tc>
         <w:tc>
@@ -19522,15 +19281,7 @@
         <w:pStyle w:val="TNR"/>
       </w:pPr>
       <w:r>
-        <w:t xml:space="preserve">As our client Geoff Gordon is a member of the </w:t>
-      </w:r>
-      <w:proofErr w:type="spellStart"/>
-      <w:r>
-        <w:t>WelTec</w:t>
-      </w:r>
-      <w:proofErr w:type="spellEnd"/>
-      <w:r>
-        <w:t xml:space="preserve"> staff</w:t>
+        <w:t>As our client Geoff Gordon is a member of the WelTec staff</w:t>
       </w:r>
       <w:r>
         <w:t>, this</w:t>
@@ -19797,15 +19548,7 @@
               <w:spacing w:after="0"/>
             </w:pPr>
             <w:r>
-              <w:t xml:space="preserve">Clement </w:t>
-            </w:r>
-            <w:proofErr w:type="spellStart"/>
-            <w:r>
-              <w:t>Swarnappa</w:t>
-            </w:r>
-            <w:proofErr w:type="spellEnd"/>
-            <w:r>
-              <w:t xml:space="preserve"> (Advisor)</w:t>
+              <w:t>Clement Swarnappa (Advisor)</w:t>
             </w:r>
           </w:p>
         </w:tc>
@@ -20021,17 +19764,8 @@
                 <w:b/>
                 <w:bCs/>
               </w:rPr>
-              <w:t xml:space="preserve"> </w:t>
-            </w:r>
-            <w:proofErr w:type="spellStart"/>
-            <w:r>
-              <w:rPr>
-                <w:b/>
-                <w:bCs/>
-              </w:rPr>
-              <w:t>Ollama</w:t>
-            </w:r>
-            <w:proofErr w:type="spellEnd"/>
+              <w:t xml:space="preserve"> Ollama</w:t>
+            </w:r>
             <w:r>
               <w:rPr>
                 <w:b/>
@@ -20701,21 +20435,12 @@
               </w:rPr>
               <w:t xml:space="preserve">, </w:t>
             </w:r>
-            <w:proofErr w:type="spellStart"/>
             <w:r>
               <w:rPr>
                 <w:b/>
                 <w:bCs/>
               </w:rPr>
-              <w:t>Pcap</w:t>
-            </w:r>
-            <w:proofErr w:type="spellEnd"/>
-            <w:r>
-              <w:rPr>
-                <w:b/>
-                <w:bCs/>
-              </w:rPr>
-              <w:t xml:space="preserve"> files</w:t>
+              <w:t>Pcap files</w:t>
             </w:r>
             <w:r>
               <w:rPr>
@@ -21997,16 +21722,11 @@
             <w:pPr>
               <w:pStyle w:val="TNR"/>
             </w:pPr>
-            <w:proofErr w:type="gramStart"/>
             <w:r>
               <w:t>Academic</w:t>
             </w:r>
             <w:r>
-              <w:t xml:space="preserve">  (</w:t>
-            </w:r>
-            <w:proofErr w:type="gramEnd"/>
-            <w:r>
-              <w:t>artefact)</w:t>
+              <w:t xml:space="preserve">  (artefact)</w:t>
             </w:r>
           </w:p>
         </w:tc>
@@ -23991,15 +23711,7 @@
               <w:spacing w:after="120"/>
             </w:pPr>
             <w:r>
-              <w:t xml:space="preserve">Make sure </w:t>
-            </w:r>
-            <w:proofErr w:type="gramStart"/>
-            <w:r>
-              <w:t>the majority of</w:t>
-            </w:r>
-            <w:proofErr w:type="gramEnd"/>
-            <w:r>
-              <w:t xml:space="preserve"> work can be completed from home and </w:t>
+              <w:t xml:space="preserve">Make sure the majority of work can be completed from home and </w:t>
             </w:r>
             <w:r>
               <w:t>does not</w:t>
@@ -24414,15 +24126,7 @@
               <w:spacing w:after="120"/>
             </w:pPr>
             <w:r>
-              <w:t xml:space="preserve">Report to </w:t>
-            </w:r>
-            <w:proofErr w:type="spellStart"/>
-            <w:r>
-              <w:t>WelTec</w:t>
-            </w:r>
-            <w:proofErr w:type="spellEnd"/>
-            <w:r>
-              <w:t xml:space="preserve"> and police. Contact client, advisor, and possibly coordinator for further steps.</w:t>
+              <w:t>Report to WelTec and police. Contact client, advisor, and possibly coordinator for further steps.</w:t>
             </w:r>
           </w:p>
         </w:tc>
@@ -24587,15 +24291,7 @@
               <w:spacing w:after="120"/>
             </w:pPr>
             <w:r>
-              <w:t xml:space="preserve">Fall back to phone/text to stay coordinated. Work </w:t>
-            </w:r>
-            <w:proofErr w:type="gramStart"/>
-            <w:r>
-              <w:t>offline, or</w:t>
-            </w:r>
-            <w:proofErr w:type="gramEnd"/>
-            <w:r>
-              <w:t xml:space="preserve"> tether/hotspot using mobile data to stay online.</w:t>
+              <w:t>Fall back to phone/text to stay coordinated. Work offline, or tether/hotspot using mobile data to stay online.</w:t>
             </w:r>
           </w:p>
         </w:tc>
@@ -25615,15 +25311,7 @@
         <w:jc w:val="both"/>
       </w:pPr>
       <w:r>
-        <w:t xml:space="preserve">Whitireia and </w:t>
-      </w:r>
-      <w:proofErr w:type="spellStart"/>
-      <w:r>
-        <w:t>Weltec</w:t>
-      </w:r>
-      <w:proofErr w:type="spellEnd"/>
-      <w:r>
-        <w:t xml:space="preserve"> New Zealand School of Innovation, Design and Technology </w:t>
+        <w:t xml:space="preserve">Whitireia and Weltec New Zealand School of Innovation, Design and Technology </w:t>
       </w:r>
     </w:p>
     <w:p>
@@ -25710,15 +25398,7 @@
         <w:jc w:val="both"/>
       </w:pPr>
       <w:r>
-        <w:t xml:space="preserve">As part of an established course of study at the Faculty, Bachelor of Information Technology students take a course module IT7x01, in which the </w:t>
-      </w:r>
-      <w:proofErr w:type="gramStart"/>
-      <w:r>
-        <w:t>Student</w:t>
-      </w:r>
-      <w:proofErr w:type="gramEnd"/>
-      <w:r>
-        <w:t xml:space="preserve">(s) completes a project (“the Project”) with the Organisation on the basis set out in this Agreement. </w:t>
+        <w:t xml:space="preserve">As part of an established course of study at the Faculty, Bachelor of Information Technology students take a course module IT7x01, in which the Student(s) completes a project (“the Project”) with the Organisation on the basis set out in this Agreement. </w:t>
       </w:r>
     </w:p>
     <w:p>
@@ -25732,15 +25412,7 @@
         <w:jc w:val="both"/>
       </w:pPr>
       <w:r>
-        <w:t xml:space="preserve">The Organisation agrees to allow the </w:t>
-      </w:r>
-      <w:proofErr w:type="gramStart"/>
-      <w:r>
-        <w:t>Student</w:t>
-      </w:r>
-      <w:proofErr w:type="gramEnd"/>
-      <w:r>
-        <w:t xml:space="preserve">(s) access to its premises if needed to undertake that Project on the basis set out in this Agreement. </w:t>
+        <w:t xml:space="preserve">The Organisation agrees to allow the Student(s) access to its premises if needed to undertake that Project on the basis set out in this Agreement. </w:t>
       </w:r>
     </w:p>
     <w:p>
@@ -25754,15 +25426,7 @@
         <w:jc w:val="both"/>
       </w:pPr>
       <w:r>
-        <w:t xml:space="preserve">The </w:t>
-      </w:r>
-      <w:proofErr w:type="gramStart"/>
-      <w:r>
-        <w:t>Faculty</w:t>
-      </w:r>
-      <w:proofErr w:type="gramEnd"/>
-      <w:r>
-        <w:t xml:space="preserve"> is satisfied that the Organisation is suitable for the Student(s) Project. </w:t>
+        <w:t xml:space="preserve">The Faculty is satisfied that the Organisation is suitable for the Student(s) Project. </w:t>
       </w:r>
     </w:p>
     <w:p>
@@ -25888,15 +25552,7 @@
         <w:ind w:left="696" w:hanging="427"/>
       </w:pPr>
       <w:r>
-        <w:t xml:space="preserve">2.1 The Organisation has accepted the </w:t>
-      </w:r>
-      <w:proofErr w:type="gramStart"/>
-      <w:r>
-        <w:t>Student</w:t>
-      </w:r>
-      <w:proofErr w:type="gramEnd"/>
-      <w:r>
-        <w:t xml:space="preserve">(s) and agrees to allow that Student(s) access to its premises as needed. </w:t>
+        <w:t xml:space="preserve">2.1 The Organisation has accepted the Student(s) and agrees to allow that Student(s) access to its premises as needed. </w:t>
       </w:r>
     </w:p>
     <w:p>
@@ -25904,15 +25560,7 @@
         <w:ind w:left="696" w:hanging="427"/>
       </w:pPr>
       <w:r>
-        <w:t xml:space="preserve">2.2 The Organisation agrees to be responsible for meeting the requirements of its statutory obligations, e.g. Health and Safety in Employment Act, Human Rights Act, etc., for the </w:t>
-      </w:r>
-      <w:proofErr w:type="gramStart"/>
-      <w:r>
-        <w:t>Student</w:t>
-      </w:r>
-      <w:proofErr w:type="gramEnd"/>
-      <w:r>
-        <w:t xml:space="preserve">(s). </w:t>
+        <w:t xml:space="preserve">2.2 The Organisation agrees to be responsible for meeting the requirements of its statutory obligations, e.g. Health and Safety in Employment Act, Human Rights Act, etc., for the Student(s). </w:t>
       </w:r>
     </w:p>
     <w:p>
@@ -25936,23 +25584,7 @@
         <w:ind w:left="696" w:hanging="427"/>
       </w:pPr>
       <w:r>
-        <w:t xml:space="preserve">2.5 Neither the Faculty nor the </w:t>
-      </w:r>
-      <w:proofErr w:type="gramStart"/>
-      <w:r>
-        <w:t>Student</w:t>
-      </w:r>
-      <w:proofErr w:type="gramEnd"/>
-      <w:r>
-        <w:t xml:space="preserve">(s) guarantee specific results and the Project will be undertaken only on a </w:t>
-      </w:r>
-      <w:proofErr w:type="gramStart"/>
-      <w:r>
-        <w:t>best efforts</w:t>
-      </w:r>
-      <w:proofErr w:type="gramEnd"/>
-      <w:r>
-        <w:t xml:space="preserve"> basis. </w:t>
+        <w:t xml:space="preserve">2.5 Neither the Faculty nor the Student(s) guarantee specific results and the Project will be undertaken only on a best efforts basis. </w:t>
       </w:r>
     </w:p>
     <w:p>
@@ -25983,15 +25615,7 @@
       </w:r>
       <w:r>
         <w:tab/>
-        <w:t xml:space="preserve">Copyright, Patents, </w:t>
-      </w:r>
-      <w:proofErr w:type="gramStart"/>
-      <w:r>
-        <w:t>Trade Marks</w:t>
-      </w:r>
-      <w:proofErr w:type="gramEnd"/>
-      <w:r>
-        <w:t xml:space="preserve"> and other Intellectual Property Rights</w:t>
+        <w:t>Copyright, Patents, Trade Marks and other Intellectual Property Rights</w:t>
       </w:r>
       <w:bookmarkEnd w:id="123"/>
       <w:r>
@@ -26194,31 +25818,7 @@
         <w:ind w:left="696" w:hanging="427"/>
       </w:pPr>
       <w:r>
-        <w:t xml:space="preserve">5.1 The parties agree that both the Faculty and the Student(s) may use the intellectual property rights that are created </w:t>
-      </w:r>
-      <w:proofErr w:type="gramStart"/>
-      <w:r>
-        <w:t>as a result of</w:t>
-      </w:r>
-      <w:proofErr w:type="gramEnd"/>
-      <w:r>
-        <w:t xml:space="preserve"> the Project work undertaken by each Student for the Organisation for portfolio purposes to promote the </w:t>
-      </w:r>
-      <w:proofErr w:type="gramStart"/>
-      <w:r>
-        <w:t>Faculty</w:t>
-      </w:r>
-      <w:proofErr w:type="gramEnd"/>
-      <w:r>
-        <w:t xml:space="preserve"> and/or the </w:t>
-      </w:r>
-      <w:proofErr w:type="gramStart"/>
-      <w:r>
-        <w:t>Student</w:t>
-      </w:r>
-      <w:proofErr w:type="gramEnd"/>
-      <w:r>
-        <w:t xml:space="preserve">(s). </w:t>
+        <w:t xml:space="preserve">5.1 The parties agree that both the Faculty and the Student(s) may use the intellectual property rights that are created as a result of the Project work undertaken by each Student for the Organisation for portfolio purposes to promote the Faculty and/or the Student(s). </w:t>
       </w:r>
     </w:p>
     <w:p>
@@ -28191,11 +27791,9 @@
           <w:rFonts w:ascii="Times New Roman" w:hAnsi="Times New Roman" w:cs="Times New Roman"/>
         </w:rPr>
       </w:pPr>
-      <w:proofErr w:type="spellStart"/>
       <w:r>
         <w:t>Sherloq</w:t>
       </w:r>
-      <w:proofErr w:type="spellEnd"/>
     </w:p>
     <w:p>
       <w:pPr>
@@ -28205,19 +27803,11 @@
           <w:sz w:val="22"/>
         </w:rPr>
       </w:pPr>
-      <w:proofErr w:type="spellStart"/>
       <w:r>
         <w:rPr>
           <w:sz w:val="22"/>
         </w:rPr>
-        <w:t>Sherloq</w:t>
-      </w:r>
-      <w:proofErr w:type="spellEnd"/>
-      <w:r>
-        <w:rPr>
-          <w:sz w:val="22"/>
-        </w:rPr>
-        <w:t xml:space="preserve"> is an </w:t>
+        <w:t xml:space="preserve">Sherloq is an </w:t>
       </w:r>
       <w:r>
         <w:rPr>
@@ -28341,21 +27931,7 @@
         <w:rPr>
           <w:sz w:val="22"/>
         </w:rPr>
-        <w:t xml:space="preserve">assessed was </w:t>
-      </w:r>
-      <w:proofErr w:type="spellStart"/>
-      <w:r>
-        <w:rPr>
-          <w:sz w:val="22"/>
-        </w:rPr>
-        <w:t>Sherloq</w:t>
-      </w:r>
-      <w:proofErr w:type="spellEnd"/>
-      <w:r>
-        <w:rPr>
-          <w:sz w:val="22"/>
-        </w:rPr>
-        <w:t xml:space="preserve"> v0.94F</w:t>
+        <w:t>assessed was Sherloq v0.94F</w:t>
       </w:r>
       <w:r>
         <w:br/>
@@ -28383,11 +27959,9 @@
           <w:rFonts w:ascii="Times New Roman" w:hAnsi="Times New Roman" w:cs="Times New Roman"/>
         </w:rPr>
       </w:pPr>
-      <w:proofErr w:type="spellStart"/>
       <w:r>
         <w:t>TruFor</w:t>
       </w:r>
-      <w:proofErr w:type="spellEnd"/>
     </w:p>
     <w:p>
       <w:pPr>
@@ -28397,45 +27971,23 @@
           <w:highlight w:val="darkYellow"/>
         </w:rPr>
       </w:pPr>
-      <w:proofErr w:type="spellStart"/>
       <w:r>
         <w:rPr>
           <w:sz w:val="22"/>
         </w:rPr>
-        <w:t>TruFor</w:t>
-      </w:r>
-      <w:proofErr w:type="spellEnd"/>
+        <w:t>TruFor is a tool based on a forensic framework that can be applied to a large variety of image manipulation methods, from</w:t>
+      </w:r>
       <w:r>
         <w:rPr>
           <w:sz w:val="22"/>
         </w:rPr>
-        <w:t xml:space="preserve"> is a tool based on a forensic framework that can be applied to a large variety of image manipulation methods, from</w:t>
+        <w:t xml:space="preserve"> c</w:t>
       </w:r>
       <w:r>
         <w:rPr>
           <w:sz w:val="22"/>
         </w:rPr>
-        <w:t xml:space="preserve"> c</w:t>
-      </w:r>
-      <w:r>
-        <w:rPr>
-          <w:sz w:val="22"/>
-        </w:rPr>
-        <w:t xml:space="preserve">heap fakes to more recent manipulations based on deep learning. In short, this program works to provide statistical information regarding potentially manipulated images as it provides an integrity score afterwards that can help inform the users decisions on </w:t>
-      </w:r>
-      <w:proofErr w:type="gramStart"/>
-      <w:r>
-        <w:rPr>
-          <w:sz w:val="22"/>
-        </w:rPr>
-        <w:t>whether or not</w:t>
-      </w:r>
-      <w:proofErr w:type="gramEnd"/>
-      <w:r>
-        <w:rPr>
-          <w:sz w:val="22"/>
-        </w:rPr>
-        <w:t xml:space="preserve"> the image has been manipulated. This tool was also overlooked </w:t>
+        <w:t xml:space="preserve">heap fakes to more recent manipulations based on deep learning. In short, this program works to provide statistical information regarding potentially manipulated images as it provides an integrity score afterwards that can help inform the users decisions on whether or not the image has been manipulated. This tool was also overlooked </w:t>
       </w:r>
       <w:r>
         <w:rPr>
@@ -28474,21 +28026,7 @@
         <w:rPr>
           <w:sz w:val="22"/>
         </w:rPr>
-        <w:t xml:space="preserve">assessed was </w:t>
-      </w:r>
-      <w:proofErr w:type="spellStart"/>
-      <w:r>
-        <w:rPr>
-          <w:sz w:val="22"/>
-        </w:rPr>
-        <w:t>TruFor</w:t>
-      </w:r>
-      <w:proofErr w:type="spellEnd"/>
-      <w:r>
-        <w:rPr>
-          <w:sz w:val="22"/>
-        </w:rPr>
-        <w:t xml:space="preserve"> commit ae54475df6f41a491d7615100feb19263dec13f7, Date:   Thu May 29 09:46:01 2025 +0200</w:t>
+        <w:t>assessed was TruFor commit ae54475df6f41a491d7615100feb19263dec13f7, Date:   Thu May 29 09:46:01 2025 +0200</w:t>
       </w:r>
       <w:r>
         <w:br/>
@@ -28516,11 +28054,9 @@
           <w:rFonts w:ascii="Times New Roman" w:hAnsi="Times New Roman" w:cs="Times New Roman"/>
         </w:rPr>
       </w:pPr>
-      <w:proofErr w:type="spellStart"/>
       <w:r>
         <w:t>PassLLM</w:t>
       </w:r>
-      <w:proofErr w:type="spellEnd"/>
     </w:p>
     <w:p>
       <w:pPr>
@@ -28529,19 +28065,11 @@
           <w:sz w:val="22"/>
         </w:rPr>
       </w:pPr>
-      <w:proofErr w:type="spellStart"/>
       <w:r>
         <w:rPr>
           <w:sz w:val="22"/>
         </w:rPr>
-        <w:t>PassLLM</w:t>
-      </w:r>
-      <w:proofErr w:type="spellEnd"/>
-      <w:r>
-        <w:rPr>
-          <w:sz w:val="22"/>
-        </w:rPr>
-        <w:t xml:space="preserve"> is essentially a</w:t>
+        <w:t>PassLLM is essentially a</w:t>
       </w:r>
       <w:r>
         <w:rPr>
@@ -28580,21 +28108,7 @@
         <w:rPr>
           <w:sz w:val="22"/>
         </w:rPr>
-        <w:t xml:space="preserve">assessed was </w:t>
-      </w:r>
-      <w:proofErr w:type="spellStart"/>
-      <w:r>
-        <w:rPr>
-          <w:sz w:val="22"/>
-        </w:rPr>
-        <w:t>PassLLM</w:t>
-      </w:r>
-      <w:proofErr w:type="spellEnd"/>
-      <w:r>
-        <w:rPr>
-          <w:sz w:val="22"/>
-        </w:rPr>
-        <w:t xml:space="preserve"> v1.3.0</w:t>
+        <w:t>assessed was PassLLM v1.3.0</w:t>
       </w:r>
       <w:r>
         <w:br/>
@@ -28818,12 +28332,10 @@
           <w:rFonts w:ascii="Times New Roman" w:hAnsi="Times New Roman" w:cs="Times New Roman"/>
         </w:rPr>
       </w:pPr>
-      <w:proofErr w:type="spellStart"/>
       <w:r>
         <w:lastRenderedPageBreak/>
         <w:t>Valhuntir</w:t>
       </w:r>
-      <w:proofErr w:type="spellEnd"/>
     </w:p>
     <w:p>
       <w:pPr>
@@ -28835,69 +28347,47 @@
           <w:sz w:val="22"/>
         </w:rPr>
       </w:pPr>
-      <w:proofErr w:type="spellStart"/>
       <w:r>
         <w:rPr>
           <w:sz w:val="22"/>
         </w:rPr>
-        <w:t>Valhuntir</w:t>
-      </w:r>
-      <w:proofErr w:type="spellEnd"/>
+        <w:t>Valhuntir is an AI augmented but human</w:t>
+      </w:r>
       <w:r>
         <w:rPr>
           <w:sz w:val="22"/>
         </w:rPr>
-        <w:t xml:space="preserve"> is an AI augmented but human</w:t>
+        <w:t>-</w:t>
       </w:r>
       <w:r>
         <w:rPr>
           <w:sz w:val="22"/>
         </w:rPr>
-        <w:t>-</w:t>
+        <w:t>driven program that turns a single incident response analyst into the manager of an agentic AI incident response team. A host of MCP tools allows for the AI to quickly ingest, process and analyse massive amounts of digital forensics artefacts while keeping the human in control of the investigation and decision-making process. This means that despite being an AI tool it allows for the human in control to drive the process and steer it into the deliverables the human is seeking to achieve.</w:t>
       </w:r>
       <w:r>
         <w:rPr>
           <w:sz w:val="22"/>
         </w:rPr>
-        <w:t>driven program that turns a single incident response analyst into the manager of an agentic AI incident response team. A host of MCP tools allows for the AI to quickly ingest, process and analyse massive amounts of digital forensics artefacts while keeping the human in control of the investigation and decision-making process. This means that despite being an AI tool it allows for the human in control to drive the process and steer it into the deliverables the human is seeking to achieve.</w:t>
+        <w:t xml:space="preserve"> </w:t>
       </w:r>
       <w:r>
         <w:rPr>
           <w:sz w:val="22"/>
         </w:rPr>
-        <w:t xml:space="preserve"> </w:t>
+        <w:t>The</w:t>
       </w:r>
       <w:r>
         <w:rPr>
           <w:sz w:val="22"/>
         </w:rPr>
-        <w:t>The</w:t>
+        <w:t xml:space="preserve"> team </w:t>
       </w:r>
       <w:r>
         <w:rPr>
           <w:sz w:val="22"/>
         </w:rPr>
-        <w:t xml:space="preserve"> team </w:t>
-      </w:r>
-      <w:r>
-        <w:rPr>
-          <w:sz w:val="22"/>
-        </w:rPr>
-        <w:t xml:space="preserve">had opted to test </w:t>
-      </w:r>
-      <w:proofErr w:type="spellStart"/>
-      <w:r>
-        <w:rPr>
-          <w:sz w:val="22"/>
-        </w:rPr>
-        <w:t>Valhuntir</w:t>
-      </w:r>
-      <w:proofErr w:type="spellEnd"/>
-      <w:r>
-        <w:rPr>
-          <w:sz w:val="22"/>
-        </w:rPr>
-        <w:t xml:space="preserve"> however decided not to use it because it uses </w:t>
+        <w:t xml:space="preserve">had opted to test Valhuntir however decided not to use it because it uses </w:t>
       </w:r>
       <w:r>
         <w:rPr>
@@ -28963,21 +28453,7 @@
         <w:rPr>
           <w:sz w:val="22"/>
         </w:rPr>
-        <w:t xml:space="preserve">assessed was </w:t>
-      </w:r>
-      <w:proofErr w:type="spellStart"/>
-      <w:r>
-        <w:rPr>
-          <w:sz w:val="22"/>
-        </w:rPr>
-        <w:t>Valhuntir</w:t>
-      </w:r>
-      <w:proofErr w:type="spellEnd"/>
-      <w:r>
-        <w:rPr>
-          <w:sz w:val="22"/>
-        </w:rPr>
-        <w:t xml:space="preserve"> v0.6.1</w:t>
+        <w:t>assessed was Valhuntir v0.6.1</w:t>
       </w:r>
       <w:r>
         <w:br/>
@@ -29277,11 +28753,9 @@
           <w:rFonts w:ascii="Times New Roman" w:hAnsi="Times New Roman" w:cs="Times New Roman"/>
         </w:rPr>
       </w:pPr>
-      <w:proofErr w:type="spellStart"/>
       <w:r>
         <w:t>ExifTool</w:t>
       </w:r>
-      <w:proofErr w:type="spellEnd"/>
     </w:p>
     <w:p>
       <w:pPr>
@@ -29290,7 +28764,6 @@
           <w:rFonts w:ascii="Times New Roman" w:hAnsi="Times New Roman" w:cs="Times New Roman"/>
         </w:rPr>
       </w:pPr>
-      <w:proofErr w:type="spellStart"/>
       <w:r>
         <w:rPr>
           <w:rFonts w:ascii="Times New Roman" w:hAnsi="Times New Roman" w:cs="Times New Roman"/>
@@ -29307,88 +28780,67 @@
         <w:rPr>
           <w:rFonts w:ascii="Times New Roman" w:hAnsi="Times New Roman" w:cs="Times New Roman"/>
         </w:rPr>
-        <w:t>ool</w:t>
-      </w:r>
-      <w:proofErr w:type="spellEnd"/>
+        <w:t>ool is a platform independent command line application for reading</w:t>
+      </w:r>
       <w:r>
         <w:rPr>
           <w:rFonts w:ascii="Times New Roman" w:hAnsi="Times New Roman" w:cs="Times New Roman"/>
         </w:rPr>
-        <w:t xml:space="preserve"> is a platform independent command line application for reading</w:t>
+        <w:t>,</w:t>
       </w:r>
       <w:r>
         <w:rPr>
           <w:rFonts w:ascii="Times New Roman" w:hAnsi="Times New Roman" w:cs="Times New Roman"/>
         </w:rPr>
+        <w:t xml:space="preserve"> writing</w:t>
+      </w:r>
+      <w:r>
+        <w:rPr>
+          <w:rFonts w:ascii="Times New Roman" w:hAnsi="Times New Roman" w:cs="Times New Roman"/>
+        </w:rPr>
         <w:t>,</w:t>
       </w:r>
       <w:r>
         <w:rPr>
           <w:rFonts w:ascii="Times New Roman" w:hAnsi="Times New Roman" w:cs="Times New Roman"/>
         </w:rPr>
-        <w:t xml:space="preserve"> writing</w:t>
+        <w:t xml:space="preserve"> and editing meta information in a wide variety of files, this primarily can be used for editing metadata.</w:t>
       </w:r>
       <w:r>
         <w:rPr>
           <w:rFonts w:ascii="Times New Roman" w:hAnsi="Times New Roman" w:cs="Times New Roman"/>
         </w:rPr>
-        <w:t>,</w:t>
+        <w:t xml:space="preserve"> </w:t>
       </w:r>
       <w:r>
         <w:rPr>
           <w:rFonts w:ascii="Times New Roman" w:hAnsi="Times New Roman" w:cs="Times New Roman"/>
         </w:rPr>
-        <w:t xml:space="preserve"> and editing meta information in a wide variety of files, this primarily can be used for editing metadata.</w:t>
+        <w:t>The</w:t>
       </w:r>
       <w:r>
         <w:rPr>
           <w:rFonts w:ascii="Times New Roman" w:hAnsi="Times New Roman" w:cs="Times New Roman"/>
         </w:rPr>
-        <w:t xml:space="preserve"> </w:t>
+        <w:t xml:space="preserve"> team </w:t>
       </w:r>
       <w:r>
         <w:rPr>
           <w:rFonts w:ascii="Times New Roman" w:hAnsi="Times New Roman" w:cs="Times New Roman"/>
         </w:rPr>
-        <w:t>The</w:t>
+        <w:t>have decided not to use Exif</w:t>
       </w:r>
       <w:r>
         <w:rPr>
           <w:rFonts w:ascii="Times New Roman" w:hAnsi="Times New Roman" w:cs="Times New Roman"/>
         </w:rPr>
-        <w:t xml:space="preserve"> team </w:t>
+        <w:t>T</w:t>
       </w:r>
       <w:r>
         <w:rPr>
           <w:rFonts w:ascii="Times New Roman" w:hAnsi="Times New Roman" w:cs="Times New Roman"/>
         </w:rPr>
-        <w:t xml:space="preserve">have decided not to use </w:t>
-      </w:r>
-      <w:proofErr w:type="spellStart"/>
-      <w:r>
-        <w:rPr>
-          <w:rFonts w:ascii="Times New Roman" w:hAnsi="Times New Roman" w:cs="Times New Roman"/>
-        </w:rPr>
-        <w:t>Exif</w:t>
-      </w:r>
-      <w:r>
-        <w:rPr>
-          <w:rFonts w:ascii="Times New Roman" w:hAnsi="Times New Roman" w:cs="Times New Roman"/>
-        </w:rPr>
-        <w:t>T</w:t>
-      </w:r>
-      <w:r>
-        <w:rPr>
-          <w:rFonts w:ascii="Times New Roman" w:hAnsi="Times New Roman" w:cs="Times New Roman"/>
-        </w:rPr>
-        <w:t>ool</w:t>
-      </w:r>
-      <w:proofErr w:type="spellEnd"/>
-      <w:r>
-        <w:rPr>
-          <w:rFonts w:ascii="Times New Roman" w:hAnsi="Times New Roman" w:cs="Times New Roman"/>
-        </w:rPr>
-        <w:t xml:space="preserve"> because the information that it provides is not as important or useful as the other forms of data that</w:t>
+        <w:t>ool because the information that it provides is not as important or useful as the other forms of data that</w:t>
       </w:r>
       <w:r>
         <w:rPr>
@@ -29492,19 +28944,11 @@
         </w:rPr>
         <w:t xml:space="preserve">functions similarly to </w:t>
       </w:r>
-      <w:proofErr w:type="spellStart"/>
-      <w:r>
-        <w:rPr>
-          <w:rFonts w:ascii="Times New Roman" w:eastAsia="Times New Roman" w:hAnsi="Times New Roman" w:cs="Times New Roman"/>
-        </w:rPr>
-        <w:t>Ollama</w:t>
-      </w:r>
-      <w:proofErr w:type="spellEnd"/>
-      <w:r>
-        <w:rPr>
-          <w:rFonts w:ascii="Times New Roman" w:eastAsia="Times New Roman" w:hAnsi="Times New Roman" w:cs="Times New Roman"/>
-        </w:rPr>
-        <w:t xml:space="preserve"> but</w:t>
+      <w:r>
+        <w:rPr>
+          <w:rFonts w:ascii="Times New Roman" w:eastAsia="Times New Roman" w:hAnsi="Times New Roman" w:cs="Times New Roman"/>
+        </w:rPr>
+        <w:t>Ollama but</w:t>
       </w:r>
       <w:r>
         <w:rPr>

--- a/Academic Documents/BHB - Capstone Proposal.docx
+++ b/Academic Documents/BHB - Capstone Proposal.docx
@@ -4086,13 +4086,13 @@
             <w:rPr>
               <w:lang w:val="en-GB"/>
             </w:rPr>
-            <w:t>Contents</w:t>
+            <w:t>Content</w:t>
           </w:r>
           <w:r>
             <w:rPr>
               <w:lang w:val="en-GB"/>
             </w:rPr>
-            <w:t>v</w:t>
+            <w:t>s</w:t>
           </w:r>
         </w:p>
         <w:p>
@@ -6782,9 +6782,9 @@
             <w:lastRenderedPageBreak/>
             <w:fldChar w:fldCharType="end"/>
           </w:r>
-          <w:bookmarkStart w:id="0" w:name="_Toc930246093"/>
+          <w:bookmarkStart w:id="0" w:name="_Toc239244461"/>
           <w:bookmarkStart w:id="1" w:name="_Toc361998301"/>
-          <w:bookmarkStart w:id="2" w:name="_Toc239244461"/>
+          <w:bookmarkStart w:id="2" w:name="_Toc930246093"/>
           <w:r>
             <w:rPr>
               <w:rStyle w:val="Heading1Char"/>

--- a/Academic Documents/BHB - Capstone Proposal.docx
+++ b/Academic Documents/BHB - Capstone Proposal.docx
@@ -14,6 +14,7 @@
           <w:docPartUnique/>
         </w:docPartObj>
       </w:sdtPr>
+      <w:sdtEndPr/>
       <w:sdtContent>
         <w:p>
           <w:pPr>
@@ -4077,6 +4078,7 @@
           <w:docPartUnique/>
         </w:docPartObj>
       </w:sdtPr>
+      <w:sdtEndPr/>
       <w:sdtContent>
         <w:p>
           <w:pPr>
@@ -6782,9 +6784,9 @@
             <w:lastRenderedPageBreak/>
             <w:fldChar w:fldCharType="end"/>
           </w:r>
-          <w:bookmarkStart w:id="0" w:name="_Toc239244461"/>
+          <w:bookmarkStart w:id="0" w:name="_Toc930246093"/>
           <w:bookmarkStart w:id="1" w:name="_Toc361998301"/>
-          <w:bookmarkStart w:id="2" w:name="_Toc930246093"/>
+          <w:bookmarkStart w:id="2" w:name="_Toc239244461"/>
           <w:r>
             <w:rPr>
               <w:rStyle w:val="Heading1Char"/>
@@ -9521,6 +9523,7 @@
           </w:rPr>
           <w:id w:val="-79599836"/>
         </w:sdtPr>
+        <w:sdtEndPr/>
         <w:sdtContent>
           <w:r>
             <w:rPr>
@@ -11569,6 +11572,7 @@
         <w:sdtPr>
           <w:id w:val="1341508552"/>
         </w:sdtPr>
+        <w:sdtEndPr/>
         <w:sdtContent>
           <w:r>
             <w:fldChar w:fldCharType="begin"/>
@@ -11800,6 +11804,7 @@
           <w:id w:val="-1809770849"/>
           <w:citation/>
         </w:sdtPr>
+        <w:sdtEndPr/>
         <w:sdtContent>
           <w:r>
             <w:fldChar w:fldCharType="begin"/>
@@ -11901,6 +11906,7 @@
         <w:sdtPr>
           <w:id w:val="-1792119850"/>
         </w:sdtPr>
+        <w:sdtEndPr/>
         <w:sdtContent/>
       </w:sdt>
       <w:r>
@@ -11957,6 +11963,7 @@
           <w:id w:val="-1548904849"/>
           <w:citation/>
         </w:sdtPr>
+        <w:sdtEndPr/>
         <w:sdtContent>
           <w:r>
             <w:fldChar w:fldCharType="begin"/>
@@ -12055,6 +12062,7 @@
           <w:id w:val="332106985"/>
           <w:citation/>
         </w:sdtPr>
+        <w:sdtEndPr/>
         <w:sdtContent>
           <w:r>
             <w:fldChar w:fldCharType="begin"/>
@@ -12279,6 +12287,7 @@
         <w:sdtPr>
           <w:id w:val="-1837836522"/>
         </w:sdtPr>
+        <w:sdtEndPr/>
         <w:sdtContent>
           <w:r>
             <w:fldChar w:fldCharType="begin"/>
@@ -12478,6 +12487,7 @@
         <w:sdtPr>
           <w:id w:val="385235687"/>
         </w:sdtPr>
+        <w:sdtEndPr/>
         <w:sdtContent>
           <w:r>
             <w:fldChar w:fldCharType="begin"/>
@@ -13194,6 +13204,7 @@
         <w:sdtPr>
           <w:id w:val="2124652203"/>
         </w:sdtPr>
+        <w:sdtEndPr/>
         <w:sdtContent>
           <w:r>
             <w:fldChar w:fldCharType="begin"/>
@@ -13235,6 +13246,7 @@
         <w:sdtPr>
           <w:id w:val="1397781156"/>
         </w:sdtPr>
+        <w:sdtEndPr/>
         <w:sdtContent>
           <w:r>
             <w:fldChar w:fldCharType="begin"/>
@@ -13504,6 +13516,7 @@
           <w:id w:val="-1385095868"/>
           <w:citation/>
         </w:sdtPr>
+        <w:sdtEndPr/>
         <w:sdtContent>
           <w:r>
             <w:fldChar w:fldCharType="begin"/>
@@ -13551,6 +13564,7 @@
         <w:sdtPr>
           <w:id w:val="-149836748"/>
         </w:sdtPr>
+        <w:sdtEndPr/>
         <w:sdtContent>
           <w:r>
             <w:fldChar w:fldCharType="begin"/>
@@ -14165,6 +14179,7 @@
           <w:id w:val="-1745091917"/>
           <w:citation/>
         </w:sdtPr>
+        <w:sdtEndPr/>
         <w:sdtContent>
           <w:r>
             <w:fldChar w:fldCharType="begin"/>
@@ -14570,6 +14585,7 @@
           <w:id w:val="-397676552"/>
           <w:citation/>
         </w:sdtPr>
+        <w:sdtEndPr/>
         <w:sdtContent>
           <w:r>
             <w:rPr>
@@ -24416,6 +24432,7 @@
           <w:docPartUnique/>
         </w:docPartObj>
       </w:sdtPr>
+      <w:sdtEndPr/>
       <w:sdtContent>
         <w:p>
           <w:pPr>
@@ -29068,6 +29085,7 @@
         <w:docPartUnique/>
       </w:docPartObj>
     </w:sdtPr>
+    <w:sdtEndPr/>
     <w:sdtContent>
       <w:p>
         <w:pPr>
